--- a/public/templates/mails/mail_inscription.docx
+++ b/public/templates/mails/mail_inscription.docx
@@ -437,7 +437,7 @@
           <w:szCs w:val="21"/>
           <w:rtl w:val="0"/>
         </w:rPr>
-        <w:t xml:space="preserve">convention de formation </w:t>
+        <w:t xml:space="preserve">convention ou le contrat de formation </w:t>
       </w:r>
       <w:r>
         <w:rPr>
